--- a/IT_Technical_Support/Remote_Desktop_on_Two_Computers.docx
+++ b/IT_Technical_Support/Remote_Desktop_on_Two_Computers.docx
@@ -1,6 +1,6 @@
 
 <file path=word/document.xml><?xml version="1.0" encoding="utf-8"?>
-<w:document xmlns:wpc="http://schemas.microsoft.com/office/word/2010/wordprocessingCanvas" xmlns:cx="http://schemas.microsoft.com/office/drawing/2014/chartex" xmlns:cx1="http://schemas.microsoft.com/office/drawing/2015/9/8/chartex" xmlns:cx2="http://schemas.microsoft.com/office/drawing/2015/10/21/chartex" xmlns:cx3="http://schemas.microsoft.com/office/drawing/2016/5/9/chartex" xmlns:cx4="http://schemas.microsoft.com/office/drawing/2016/5/10/chartex" xmlns:cx5="http://schemas.microsoft.com/office/drawing/2016/5/11/chartex" xmlns:cx6="http://schemas.microsoft.com/office/drawing/2016/5/12/chartex" xmlns:cx7="http://schemas.microsoft.com/office/drawing/2016/5/13/chartex" xmlns:cx8="http://schemas.microsoft.com/office/drawing/2016/5/14/chartex" xmlns:mc="http://schemas.openxmlformats.org/markup-compatibility/2006" xmlns:aink="http://schemas.microsoft.com/office/drawing/2016/ink" xmlns:am3d="http://schemas.microsoft.com/office/drawing/2017/model3d" xmlns:o="urn:schemas-microsoft-com:office:office" xmlns:oel="http://schemas.microsoft.com/office/2019/extlst" xmlns:r="http://schemas.openxmlformats.org/officeDocument/2006/relationships" xmlns:m="http://schemas.openxmlformats.org/officeDocument/2006/math" xmlns:v="urn:schemas-microsoft-com:vml" xmlns:wp14="http://schemas.microsoft.com/office/word/2010/wordprocessingDrawing" xmlns:wp="http://schemas.openxmlformats.org/drawingml/2006/wordprocessingDrawing" xmlns:w10="urn:schemas-microsoft-com:office:word" xmlns:w="http://schemas.openxmlformats.org/wordprocessingml/2006/main" xmlns:w14="http://schemas.microsoft.com/office/word/2010/wordml" xmlns:w15="http://schemas.microsoft.com/office/word/2012/wordml" xmlns:w16cex="http://schemas.microsoft.com/office/word/2018/wordml/cex" xmlns:w16cid="http://schemas.microsoft.com/office/word/2016/wordml/cid" xmlns:w16="http://schemas.microsoft.com/office/word/2018/wordml" xmlns:w16du="http://schemas.microsoft.com/office/word/2023/wordml/word16du" xmlns:w16sdtdh="http://schemas.microsoft.com/office/word/2020/wordml/sdtdatahash" xmlns:w16se="http://schemas.microsoft.com/office/word/2015/wordml/symex" xmlns:wpg="http://schemas.microsoft.com/office/word/2010/wordprocessingGroup" xmlns:wpi="http://schemas.microsoft.com/office/word/2010/wordprocessingInk" xmlns:wne="http://schemas.microsoft.com/office/word/2006/wordml" xmlns:wps="http://schemas.microsoft.com/office/word/2010/wordprocessingShape" mc:Ignorable="w14 w15 w16se w16cid w16 w16cex w16sdtdh w16du wp14">
+<w:document xmlns:wpc="http://schemas.microsoft.com/office/word/2010/wordprocessingCanvas" xmlns:cx="http://schemas.microsoft.com/office/drawing/2014/chartex" xmlns:cx1="http://schemas.microsoft.com/office/drawing/2015/9/8/chartex" xmlns:cx2="http://schemas.microsoft.com/office/drawing/2015/10/21/chartex" xmlns:cx3="http://schemas.microsoft.com/office/drawing/2016/5/9/chartex" xmlns:cx4="http://schemas.microsoft.com/office/drawing/2016/5/10/chartex" xmlns:cx5="http://schemas.microsoft.com/office/drawing/2016/5/11/chartex" xmlns:cx6="http://schemas.microsoft.com/office/drawing/2016/5/12/chartex" xmlns:cx7="http://schemas.microsoft.com/office/drawing/2016/5/13/chartex" xmlns:cx8="http://schemas.microsoft.com/office/drawing/2016/5/14/chartex" xmlns:mc="http://schemas.openxmlformats.org/markup-compatibility/2006" xmlns:aink="http://schemas.microsoft.com/office/drawing/2016/ink" xmlns:am3d="http://schemas.microsoft.com/office/drawing/2017/model3d" xmlns:o="urn:schemas-microsoft-com:office:office" xmlns:oel="http://schemas.microsoft.com/office/2019/extlst" xmlns:r="http://schemas.openxmlformats.org/officeDocument/2006/relationships" xmlns:m="http://schemas.openxmlformats.org/officeDocument/2006/math" xmlns:v="urn:schemas-microsoft-com:vml" xmlns:wp14="http://schemas.microsoft.com/office/word/2010/wordprocessingDrawing" xmlns:wp="http://schemas.openxmlformats.org/drawingml/2006/wordprocessingDrawing" xmlns:w10="urn:schemas-microsoft-com:office:word" xmlns:w="http://schemas.openxmlformats.org/wordprocessingml/2006/main" xmlns:w14="http://schemas.microsoft.com/office/word/2010/wordml" xmlns:w15="http://schemas.microsoft.com/office/word/2012/wordml" xmlns:w16cex="http://schemas.microsoft.com/office/word/2018/wordml/cex" xmlns:w16cid="http://schemas.microsoft.com/office/word/2016/wordml/cid" xmlns:w16="http://schemas.microsoft.com/office/word/2018/wordml" xmlns:w16du="http://schemas.microsoft.com/office/word/2023/wordml/word16du" xmlns:w16sdtdh="http://schemas.microsoft.com/office/word/2020/wordml/sdtdatahash" xmlns:w16sdtfl="http://schemas.microsoft.com/office/word/2024/wordml/sdtformatlock" xmlns:w16se="http://schemas.microsoft.com/office/word/2015/wordml/symex" xmlns:wpg="http://schemas.microsoft.com/office/word/2010/wordprocessingGroup" xmlns:wpi="http://schemas.microsoft.com/office/word/2010/wordprocessingInk" xmlns:wne="http://schemas.microsoft.com/office/word/2006/wordml" xmlns:wps="http://schemas.microsoft.com/office/word/2010/wordprocessingShape" mc:Ignorable="w14 w15 w16se w16cid w16 w16cex w16sdtdh w16sdtfl w16du wp14">
   <w:body>
     <w:p>
       <w:pPr>
@@ -39,128 +39,6 @@
           <w:rFonts w:eastAsia="Arial Unicode MS"/>
         </w:rPr>
         <w:t xml:space="preserve"> minutes</w:t>
-      </w:r>
-    </w:p>
-    <w:p>
-      <w:r>
-        <w:rPr>
-          <w:b/>
-        </w:rPr>
-        <w:t>How to Create Screenshots:</w:t>
-      </w:r>
-      <w:r>
-        <w:t xml:space="preserve"> Please use the Windows Snip and Sketch Tool or the Snipping Tool. Paste a screenshot of just the program you are working on. If you are snipping a virtual machine, make sure your focus is outside the virtual machine before you snip.</w:t>
-      </w:r>
-    </w:p>
-    <w:p>
-      <w:pPr>
-        <w:pStyle w:val="ListParagraph"/>
-        <w:numPr>
-          <w:ilvl w:val="0"/>
-          <w:numId w:val="6"/>
-        </w:numPr>
-      </w:pPr>
-      <w:r>
-        <w:t xml:space="preserve">Press and hold down the </w:t>
-      </w:r>
-      <w:r>
-        <w:rPr>
-          <w:b/>
-        </w:rPr>
-        <w:t>Windows key</w:t>
-      </w:r>
-      <w:r>
-        <w:rPr>
-          <w:b/>
-        </w:rPr>
-        <w:t xml:space="preserve"> </w:t>
-      </w:r>
-      <w:r>
-        <w:t xml:space="preserve">&amp; </w:t>
-      </w:r>
-      <w:r>
-        <w:rPr>
-          <w:b/>
-        </w:rPr>
-        <w:t>Shift</w:t>
-      </w:r>
-      <w:r>
-        <w:t xml:space="preserve">, then type </w:t>
-      </w:r>
-      <w:r>
-        <w:rPr>
-          <w:b/>
-        </w:rPr>
-        <w:t>S</w:t>
-      </w:r>
-      <w:r>
-        <w:rPr>
-          <w:b/>
-        </w:rPr>
-        <w:t xml:space="preserve">. </w:t>
-      </w:r>
-      <w:r>
-        <w:t>This brings up the on-screen snipping</w:t>
-      </w:r>
-      <w:r>
-        <w:t xml:space="preserve"> tool.</w:t>
-      </w:r>
-    </w:p>
-    <w:p>
-      <w:pPr>
-        <w:pStyle w:val="ListParagraph"/>
-        <w:numPr>
-          <w:ilvl w:val="0"/>
-          <w:numId w:val="6"/>
-        </w:numPr>
-      </w:pPr>
-      <w:r>
-        <w:t>Click and Drag your mouse around whatever you want to snip.</w:t>
-      </w:r>
-    </w:p>
-    <w:p>
-      <w:pPr>
-        <w:pStyle w:val="ListParagraph"/>
-        <w:numPr>
-          <w:ilvl w:val="0"/>
-          <w:numId w:val="6"/>
-        </w:numPr>
-      </w:pPr>
-      <w:r>
-        <w:t>Release the mouse button. This places the snip into the Windows Clipboard.</w:t>
-      </w:r>
-    </w:p>
-    <w:p>
-      <w:pPr>
-        <w:pStyle w:val="ListParagraph"/>
-        <w:numPr>
-          <w:ilvl w:val="0"/>
-          <w:numId w:val="6"/>
-        </w:numPr>
-      </w:pPr>
-      <w:r>
-        <w:t xml:space="preserve">Go into Word or wherever you want to paste the snip. Hold down </w:t>
-      </w:r>
-      <w:r>
-        <w:rPr>
-          <w:b/>
-        </w:rPr>
-        <w:t>CTRL</w:t>
-      </w:r>
-      <w:r>
-        <w:t>, then type</w:t>
-      </w:r>
-      <w:r>
-        <w:t xml:space="preserve"> </w:t>
-      </w:r>
-      <w:r>
-        <w:rPr>
-          <w:b/>
-        </w:rPr>
-        <w:t>V</w:t>
-      </w:r>
-      <w:r>
-        <w:t xml:space="preserve"> to paste the snip.</w:t>
       </w:r>
     </w:p>
     <w:p>
@@ -395,7 +273,6 @@
         </w:numPr>
       </w:pPr>
       <w:r>
-        <w:lastRenderedPageBreak/>
         <w:t xml:space="preserve">The adapter showing in </w:t>
       </w:r>
       <w:r>
@@ -450,6 +327,7 @@
         <w:rPr>
           <w:noProof/>
         </w:rPr>
+        <w:lastRenderedPageBreak/>
         <w:drawing>
           <wp:inline distT="0" distB="0" distL="0" distR="0" wp14:anchorId="609871F0" wp14:editId="5357FE2B">
             <wp:extent cx="2167128" cy="886968"/>
@@ -616,7 +494,6 @@
         <w:rPr>
           <w:noProof/>
         </w:rPr>
-        <w:lastRenderedPageBreak/>
         <w:drawing>
           <wp:inline distT="0" distB="0" distL="0" distR="0" wp14:anchorId="770170DF" wp14:editId="0D540C75">
             <wp:extent cx="3767328" cy="2560320"/>
@@ -701,56 +578,20 @@
         <w:pStyle w:val="Heading1"/>
       </w:pPr>
       <w:r>
+        <w:lastRenderedPageBreak/>
         <w:t>How to Set Up Remote Desktop for First Use</w:t>
       </w:r>
     </w:p>
     <w:p>
-      <w:pPr>
-        <w:rPr>
-          <w:rFonts w:eastAsia="Arial Unicode MS"/>
-        </w:rPr>
-      </w:pPr>
-      <w:r>
-        <w:rPr>
-          <w:rFonts w:eastAsia="Arial Unicode MS"/>
-        </w:rPr>
-        <w:t xml:space="preserve">The host or server computer is the computer that is serving up </w:t>
-      </w:r>
-      <w:r>
-        <w:rPr>
-          <w:rFonts w:eastAsia="Arial Unicode MS"/>
-        </w:rPr>
-        <w:t xml:space="preserve">the </w:t>
-      </w:r>
-      <w:r>
-        <w:rPr>
-          <w:rFonts w:eastAsia="Arial Unicode MS"/>
-        </w:rPr>
-        <w:t xml:space="preserve">Remote Desktop </w:t>
-      </w:r>
-      <w:r>
-        <w:rPr>
-          <w:rFonts w:eastAsia="Arial Unicode MS"/>
-        </w:rPr>
-        <w:t xml:space="preserve">service </w:t>
-      </w:r>
-      <w:r>
-        <w:rPr>
-          <w:rFonts w:eastAsia="Arial Unicode MS"/>
-        </w:rPr>
-        <w:t>for</w:t>
-      </w:r>
-      <w:r>
-        <w:rPr>
-          <w:rFonts w:eastAsia="Arial Unicode MS"/>
-        </w:rPr>
-        <w:t xml:space="preserve"> client computers</w:t>
-      </w:r>
-      <w:r>
-        <w:rPr>
-          <w:rFonts w:eastAsia="Arial Unicode MS"/>
-        </w:rPr>
-        <w:t>.</w:t>
+      <w:r>
+        <w:rPr>
+          <w:b/>
+          <w:bCs/>
+        </w:rPr>
+        <w:t>NOTE:</w:t>
+      </w:r>
+      <w:r>
+        <w:t xml:space="preserve"> Windows Home cannot be a Remote Desktop host/server. You can use the Remote Desktop Client on Windows Home to connect to a Windows 11 computer that does not have Windows Home.</w:t>
       </w:r>
     </w:p>
     <w:p>
@@ -763,6 +604,61 @@
         <w:rPr>
           <w:rFonts w:eastAsia="Arial Unicode MS"/>
         </w:rPr>
+        <w:t xml:space="preserve">The host or server computer is the computer that is serving up </w:t>
+      </w:r>
+      <w:r>
+        <w:rPr>
+          <w:rFonts w:eastAsia="Arial Unicode MS"/>
+        </w:rPr>
+        <w:t xml:space="preserve">the </w:t>
+      </w:r>
+      <w:r>
+        <w:rPr>
+          <w:rFonts w:eastAsia="Arial Unicode MS"/>
+        </w:rPr>
+        <w:t xml:space="preserve">Remote Desktop </w:t>
+      </w:r>
+      <w:r>
+        <w:rPr>
+          <w:rFonts w:eastAsia="Arial Unicode MS"/>
+        </w:rPr>
+        <w:t xml:space="preserve">service </w:t>
+      </w:r>
+      <w:r>
+        <w:rPr>
+          <w:rFonts w:eastAsia="Arial Unicode MS"/>
+        </w:rPr>
+        <w:t>for</w:t>
+      </w:r>
+      <w:r>
+        <w:rPr>
+          <w:rFonts w:eastAsia="Arial Unicode MS"/>
+        </w:rPr>
+        <w:t xml:space="preserve"> client computers</w:t>
+      </w:r>
+      <w:r>
+        <w:rPr>
+          <w:rFonts w:eastAsia="Arial Unicode MS"/>
+        </w:rPr>
+        <w:t>.</w:t>
+      </w:r>
+      <w:r>
+        <w:rPr>
+          <w:rFonts w:eastAsia="Arial Unicode MS"/>
+        </w:rPr>
+        <w:t xml:space="preserve"> For this lab we will use our Virtual Machine.</w:t>
+      </w:r>
+    </w:p>
+    <w:p>
+      <w:pPr>
+        <w:rPr>
+          <w:rFonts w:eastAsia="Arial Unicode MS"/>
+        </w:rPr>
+      </w:pPr>
+      <w:r>
+        <w:rPr>
+          <w:rFonts w:eastAsia="Arial Unicode MS"/>
+        </w:rPr>
         <w:t xml:space="preserve">To </w:t>
       </w:r>
       <w:r>
@@ -770,6 +666,12 @@
           <w:rFonts w:eastAsia="Arial Unicode MS"/>
         </w:rPr>
         <w:t>prepare your host computer</w:t>
+      </w:r>
+      <w:r>
+        <w:rPr>
+          <w:rFonts w:eastAsia="Arial Unicode MS"/>
+        </w:rPr>
+        <w:t xml:space="preserve"> (VM)</w:t>
       </w:r>
       <w:r>
         <w:rPr>
@@ -1050,7 +952,6 @@
         <w:rPr>
           <w:rFonts w:eastAsia="Arial Unicode MS"/>
         </w:rPr>
-        <w:lastRenderedPageBreak/>
         <w:t>Using</w:t>
       </w:r>
       <w:r>
@@ -1070,19 +971,7 @@
         <w:rPr>
           <w:rFonts w:eastAsia="Arial Unicode MS"/>
         </w:rPr>
-        <w:t>Try to use Remote Desktop from another computer somewhere on your local</w:t>
-      </w:r>
-      <w:r>
-        <w:rPr>
-          <w:rFonts w:eastAsia="Arial Unicode MS"/>
-        </w:rPr>
-        <w:t xml:space="preserve"> network</w:t>
-      </w:r>
-      <w:r>
-        <w:rPr>
-          <w:rFonts w:eastAsia="Arial Unicode MS"/>
-        </w:rPr>
-        <w:t xml:space="preserve">. On the client computer, you can start Remote Desktop to remote </w:t>
+        <w:t xml:space="preserve">On the client computer, you can start Remote Desktop to remote </w:t>
       </w:r>
       <w:r>
         <w:rPr>
@@ -1241,7 +1130,14 @@
         <w:rPr>
           <w:rFonts w:eastAsia="Arial Unicode MS"/>
         </w:rPr>
-        <w:t>Check Drives. Click OK. Click Connect to make the connection. If a warning box appears, click Connect again. If another warning box appears, click Yes.</w:t>
+        <w:t xml:space="preserve">Check Drives. Click OK. Click Connect to make the connection. If a warning box appears, </w:t>
+      </w:r>
+      <w:r>
+        <w:rPr>
+          <w:rFonts w:eastAsia="Arial Unicode MS"/>
+        </w:rPr>
+        <w:lastRenderedPageBreak/>
+        <w:t>click Connect again. If another warning box appears, click Yes.</w:t>
       </w:r>
       <w:r>
         <w:rPr>
@@ -1532,7 +1428,6 @@
         <w:rPr>
           <w:rFonts w:eastAsia="Arial Unicode MS"/>
         </w:rPr>
-        <w:lastRenderedPageBreak/>
         <w:t>For Your Information Only</w:t>
       </w:r>
       <w:r>
@@ -1661,6 +1556,7 @@
         <w:rPr>
           <w:rFonts w:eastAsia="Arial Unicode MS"/>
         </w:rPr>
+        <w:lastRenderedPageBreak/>
         <w:t xml:space="preserve">Outside your network, use the Remote Desktop Connection to connect to the Public IP address of your home router. You can find this IP address at home by going to </w:t>
       </w:r>
       <w:hyperlink r:id="rId11" w:history="1">
@@ -1706,12 +1602,7 @@
       </w:pPr>
     </w:p>
     <w:sectPr>
-      <w:headerReference w:type="even" r:id="rId12"/>
-      <w:headerReference w:type="default" r:id="rId13"/>
-      <w:footerReference w:type="even" r:id="rId14"/>
-      <w:footerReference w:type="default" r:id="rId15"/>
-      <w:headerReference w:type="first" r:id="rId16"/>
-      <w:footerReference w:type="first" r:id="rId17"/>
+      <w:footerReference w:type="default" r:id="rId12"/>
       <w:pgSz w:w="12240" w:h="15840"/>
       <w:pgMar w:top="1440" w:right="1440" w:bottom="1440" w:left="1440" w:header="720" w:footer="720" w:gutter="0"/>
       <w:cols w:space="720"/>
@@ -1722,7 +1613,7 @@
 </file>
 
 <file path=word/endnotes.xml><?xml version="1.0" encoding="utf-8"?>
-<w:endnotes xmlns:wpc="http://schemas.microsoft.com/office/word/2010/wordprocessingCanvas" xmlns:cx="http://schemas.microsoft.com/office/drawing/2014/chartex" xmlns:cx1="http://schemas.microsoft.com/office/drawing/2015/9/8/chartex" xmlns:cx2="http://schemas.microsoft.com/office/drawing/2015/10/21/chartex" xmlns:cx3="http://schemas.microsoft.com/office/drawing/2016/5/9/chartex" xmlns:cx4="http://schemas.microsoft.com/office/drawing/2016/5/10/chartex" xmlns:cx5="http://schemas.microsoft.com/office/drawing/2016/5/11/chartex" xmlns:cx6="http://schemas.microsoft.com/office/drawing/2016/5/12/chartex" xmlns:cx7="http://schemas.microsoft.com/office/drawing/2016/5/13/chartex" xmlns:cx8="http://schemas.microsoft.com/office/drawing/2016/5/14/chartex" xmlns:mc="http://schemas.openxmlformats.org/markup-compatibility/2006" xmlns:aink="http://schemas.microsoft.com/office/drawing/2016/ink" xmlns:am3d="http://schemas.microsoft.com/office/drawing/2017/model3d" xmlns:o="urn:schemas-microsoft-com:office:office" xmlns:oel="http://schemas.microsoft.com/office/2019/extlst" xmlns:r="http://schemas.openxmlformats.org/officeDocument/2006/relationships" xmlns:m="http://schemas.openxmlformats.org/officeDocument/2006/math" xmlns:v="urn:schemas-microsoft-com:vml" xmlns:wp14="http://schemas.microsoft.com/office/word/2010/wordprocessingDrawing" xmlns:wp="http://schemas.openxmlformats.org/drawingml/2006/wordprocessingDrawing" xmlns:w10="urn:schemas-microsoft-com:office:word" xmlns:w="http://schemas.openxmlformats.org/wordprocessingml/2006/main" xmlns:w14="http://schemas.microsoft.com/office/word/2010/wordml" xmlns:w15="http://schemas.microsoft.com/office/word/2012/wordml" xmlns:w16cex="http://schemas.microsoft.com/office/word/2018/wordml/cex" xmlns:w16cid="http://schemas.microsoft.com/office/word/2016/wordml/cid" xmlns:w16="http://schemas.microsoft.com/office/word/2018/wordml" xmlns:w16du="http://schemas.microsoft.com/office/word/2023/wordml/word16du" xmlns:w16sdtdh="http://schemas.microsoft.com/office/word/2020/wordml/sdtdatahash" xmlns:w16se="http://schemas.microsoft.com/office/word/2015/wordml/symex" xmlns:wpg="http://schemas.microsoft.com/office/word/2010/wordprocessingGroup" xmlns:wpi="http://schemas.microsoft.com/office/word/2010/wordprocessingInk" xmlns:wne="http://schemas.microsoft.com/office/word/2006/wordml" xmlns:wps="http://schemas.microsoft.com/office/word/2010/wordprocessingShape" mc:Ignorable="w14 w15 w16se w16cid w16 w16cex w16sdtdh w16du wp14">
+<w:endnotes xmlns:wpc="http://schemas.microsoft.com/office/word/2010/wordprocessingCanvas" xmlns:cx="http://schemas.microsoft.com/office/drawing/2014/chartex" xmlns:cx1="http://schemas.microsoft.com/office/drawing/2015/9/8/chartex" xmlns:cx2="http://schemas.microsoft.com/office/drawing/2015/10/21/chartex" xmlns:cx3="http://schemas.microsoft.com/office/drawing/2016/5/9/chartex" xmlns:cx4="http://schemas.microsoft.com/office/drawing/2016/5/10/chartex" xmlns:cx5="http://schemas.microsoft.com/office/drawing/2016/5/11/chartex" xmlns:cx6="http://schemas.microsoft.com/office/drawing/2016/5/12/chartex" xmlns:cx7="http://schemas.microsoft.com/office/drawing/2016/5/13/chartex" xmlns:cx8="http://schemas.microsoft.com/office/drawing/2016/5/14/chartex" xmlns:mc="http://schemas.openxmlformats.org/markup-compatibility/2006" xmlns:aink="http://schemas.microsoft.com/office/drawing/2016/ink" xmlns:am3d="http://schemas.microsoft.com/office/drawing/2017/model3d" xmlns:o="urn:schemas-microsoft-com:office:office" xmlns:oel="http://schemas.microsoft.com/office/2019/extlst" xmlns:r="http://schemas.openxmlformats.org/officeDocument/2006/relationships" xmlns:m="http://schemas.openxmlformats.org/officeDocument/2006/math" xmlns:v="urn:schemas-microsoft-com:vml" xmlns:wp14="http://schemas.microsoft.com/office/word/2010/wordprocessingDrawing" xmlns:wp="http://schemas.openxmlformats.org/drawingml/2006/wordprocessingDrawing" xmlns:w10="urn:schemas-microsoft-com:office:word" xmlns:w="http://schemas.openxmlformats.org/wordprocessingml/2006/main" xmlns:w14="http://schemas.microsoft.com/office/word/2010/wordml" xmlns:w15="http://schemas.microsoft.com/office/word/2012/wordml" xmlns:w16cex="http://schemas.microsoft.com/office/word/2018/wordml/cex" xmlns:w16cid="http://schemas.microsoft.com/office/word/2016/wordml/cid" xmlns:w16="http://schemas.microsoft.com/office/word/2018/wordml" xmlns:w16du="http://schemas.microsoft.com/office/word/2023/wordml/word16du" xmlns:w16sdtdh="http://schemas.microsoft.com/office/word/2020/wordml/sdtdatahash" xmlns:w16sdtfl="http://schemas.microsoft.com/office/word/2024/wordml/sdtformatlock" xmlns:w16se="http://schemas.microsoft.com/office/word/2015/wordml/symex" xmlns:wpg="http://schemas.microsoft.com/office/word/2010/wordprocessingGroup" xmlns:wpi="http://schemas.microsoft.com/office/word/2010/wordprocessingInk" xmlns:wne="http://schemas.microsoft.com/office/word/2006/wordml" xmlns:wps="http://schemas.microsoft.com/office/word/2010/wordprocessingShape" mc:Ignorable="w14 w15 w16se w16cid w16 w16cex w16sdtdh w16sdtfl w16du wp14">
   <w:endnote w:type="separator" w:id="-1">
     <w:p>
       <w:pPr>
@@ -1747,17 +1638,7 @@
 </file>
 
 <file path=word/footer1.xml><?xml version="1.0" encoding="utf-8"?>
-<w:ftr xmlns:wpc="http://schemas.microsoft.com/office/word/2010/wordprocessingCanvas" xmlns:cx="http://schemas.microsoft.com/office/drawing/2014/chartex" xmlns:cx1="http://schemas.microsoft.com/office/drawing/2015/9/8/chartex" xmlns:cx2="http://schemas.microsoft.com/office/drawing/2015/10/21/chartex" xmlns:cx3="http://schemas.microsoft.com/office/drawing/2016/5/9/chartex" xmlns:cx4="http://schemas.microsoft.com/office/drawing/2016/5/10/chartex" xmlns:cx5="http://schemas.microsoft.com/office/drawing/2016/5/11/chartex" xmlns:cx6="http://schemas.microsoft.com/office/drawing/2016/5/12/chartex" xmlns:cx7="http://schemas.microsoft.com/office/drawing/2016/5/13/chartex" xmlns:cx8="http://schemas.microsoft.com/office/drawing/2016/5/14/chartex" xmlns:mc="http://schemas.openxmlformats.org/markup-compatibility/2006" xmlns:aink="http://schemas.microsoft.com/office/drawing/2016/ink" xmlns:am3d="http://schemas.microsoft.com/office/drawing/2017/model3d" xmlns:o="urn:schemas-microsoft-com:office:office" xmlns:oel="http://schemas.microsoft.com/office/2019/extlst" xmlns:r="http://schemas.openxmlformats.org/officeDocument/2006/relationships" xmlns:m="http://schemas.openxmlformats.org/officeDocument/2006/math" xmlns:v="urn:schemas-microsoft-com:vml" xmlns:wp14="http://schemas.microsoft.com/office/word/2010/wordprocessingDrawing" xmlns:wp="http://schemas.openxmlformats.org/drawingml/2006/wordprocessingDrawing" xmlns:w10="urn:schemas-microsoft-com:office:word" xmlns:w="http://schemas.openxmlformats.org/wordprocessingml/2006/main" xmlns:w14="http://schemas.microsoft.com/office/word/2010/wordml" xmlns:w15="http://schemas.microsoft.com/office/word/2012/wordml" xmlns:w16cex="http://schemas.microsoft.com/office/word/2018/wordml/cex" xmlns:w16cid="http://schemas.microsoft.com/office/word/2016/wordml/cid" xmlns:w16="http://schemas.microsoft.com/office/word/2018/wordml" xmlns:w16du="http://schemas.microsoft.com/office/word/2023/wordml/word16du" xmlns:w16sdtdh="http://schemas.microsoft.com/office/word/2020/wordml/sdtdatahash" xmlns:w16se="http://schemas.microsoft.com/office/word/2015/wordml/symex" xmlns:wpg="http://schemas.microsoft.com/office/word/2010/wordprocessingGroup" xmlns:wpi="http://schemas.microsoft.com/office/word/2010/wordprocessingInk" xmlns:wne="http://schemas.microsoft.com/office/word/2006/wordml" xmlns:wps="http://schemas.microsoft.com/office/word/2010/wordprocessingShape" mc:Ignorable="w14 w15 w16se w16cid w16 w16cex w16sdtdh w16du wp14">
-  <w:p>
-    <w:pPr>
-      <w:pStyle w:val="Footer"/>
-    </w:pPr>
-  </w:p>
-</w:ftr>
-</file>
-
-<file path=word/footer2.xml><?xml version="1.0" encoding="utf-8"?>
-<w:ftr xmlns:wpc="http://schemas.microsoft.com/office/word/2010/wordprocessingCanvas" xmlns:cx="http://schemas.microsoft.com/office/drawing/2014/chartex" xmlns:cx1="http://schemas.microsoft.com/office/drawing/2015/9/8/chartex" xmlns:cx2="http://schemas.microsoft.com/office/drawing/2015/10/21/chartex" xmlns:cx3="http://schemas.microsoft.com/office/drawing/2016/5/9/chartex" xmlns:cx4="http://schemas.microsoft.com/office/drawing/2016/5/10/chartex" xmlns:cx5="http://schemas.microsoft.com/office/drawing/2016/5/11/chartex" xmlns:cx6="http://schemas.microsoft.com/office/drawing/2016/5/12/chartex" xmlns:cx7="http://schemas.microsoft.com/office/drawing/2016/5/13/chartex" xmlns:cx8="http://schemas.microsoft.com/office/drawing/2016/5/14/chartex" xmlns:mc="http://schemas.openxmlformats.org/markup-compatibility/2006" xmlns:aink="http://schemas.microsoft.com/office/drawing/2016/ink" xmlns:am3d="http://schemas.microsoft.com/office/drawing/2017/model3d" xmlns:o="urn:schemas-microsoft-com:office:office" xmlns:oel="http://schemas.microsoft.com/office/2019/extlst" xmlns:r="http://schemas.openxmlformats.org/officeDocument/2006/relationships" xmlns:m="http://schemas.openxmlformats.org/officeDocument/2006/math" xmlns:v="urn:schemas-microsoft-com:vml" xmlns:wp14="http://schemas.microsoft.com/office/word/2010/wordprocessingDrawing" xmlns:wp="http://schemas.openxmlformats.org/drawingml/2006/wordprocessingDrawing" xmlns:w10="urn:schemas-microsoft-com:office:word" xmlns:w="http://schemas.openxmlformats.org/wordprocessingml/2006/main" xmlns:w14="http://schemas.microsoft.com/office/word/2010/wordml" xmlns:w15="http://schemas.microsoft.com/office/word/2012/wordml" xmlns:w16cex="http://schemas.microsoft.com/office/word/2018/wordml/cex" xmlns:w16cid="http://schemas.microsoft.com/office/word/2016/wordml/cid" xmlns:w16="http://schemas.microsoft.com/office/word/2018/wordml" xmlns:w16du="http://schemas.microsoft.com/office/word/2023/wordml/word16du" xmlns:w16sdtdh="http://schemas.microsoft.com/office/word/2020/wordml/sdtdatahash" xmlns:w16se="http://schemas.microsoft.com/office/word/2015/wordml/symex" xmlns:wpg="http://schemas.microsoft.com/office/word/2010/wordprocessingGroup" xmlns:wpi="http://schemas.microsoft.com/office/word/2010/wordprocessingInk" xmlns:wne="http://schemas.microsoft.com/office/word/2006/wordml" xmlns:wps="http://schemas.microsoft.com/office/word/2010/wordprocessingShape" mc:Ignorable="w14 w15 w16se w16cid w16 w16cex w16sdtdh w16du wp14">
+<w:ftr xmlns:wpc="http://schemas.microsoft.com/office/word/2010/wordprocessingCanvas" xmlns:cx="http://schemas.microsoft.com/office/drawing/2014/chartex" xmlns:cx1="http://schemas.microsoft.com/office/drawing/2015/9/8/chartex" xmlns:cx2="http://schemas.microsoft.com/office/drawing/2015/10/21/chartex" xmlns:cx3="http://schemas.microsoft.com/office/drawing/2016/5/9/chartex" xmlns:cx4="http://schemas.microsoft.com/office/drawing/2016/5/10/chartex" xmlns:cx5="http://schemas.microsoft.com/office/drawing/2016/5/11/chartex" xmlns:cx6="http://schemas.microsoft.com/office/drawing/2016/5/12/chartex" xmlns:cx7="http://schemas.microsoft.com/office/drawing/2016/5/13/chartex" xmlns:cx8="http://schemas.microsoft.com/office/drawing/2016/5/14/chartex" xmlns:mc="http://schemas.openxmlformats.org/markup-compatibility/2006" xmlns:aink="http://schemas.microsoft.com/office/drawing/2016/ink" xmlns:am3d="http://schemas.microsoft.com/office/drawing/2017/model3d" xmlns:o="urn:schemas-microsoft-com:office:office" xmlns:oel="http://schemas.microsoft.com/office/2019/extlst" xmlns:r="http://schemas.openxmlformats.org/officeDocument/2006/relationships" xmlns:m="http://schemas.openxmlformats.org/officeDocument/2006/math" xmlns:v="urn:schemas-microsoft-com:vml" xmlns:wp14="http://schemas.microsoft.com/office/word/2010/wordprocessingDrawing" xmlns:wp="http://schemas.openxmlformats.org/drawingml/2006/wordprocessingDrawing" xmlns:w10="urn:schemas-microsoft-com:office:word" xmlns:w="http://schemas.openxmlformats.org/wordprocessingml/2006/main" xmlns:w14="http://schemas.microsoft.com/office/word/2010/wordml" xmlns:w15="http://schemas.microsoft.com/office/word/2012/wordml" xmlns:w16cex="http://schemas.microsoft.com/office/word/2018/wordml/cex" xmlns:w16cid="http://schemas.microsoft.com/office/word/2016/wordml/cid" xmlns:w16="http://schemas.microsoft.com/office/word/2018/wordml" xmlns:w16du="http://schemas.microsoft.com/office/word/2023/wordml/word16du" xmlns:w16sdtdh="http://schemas.microsoft.com/office/word/2020/wordml/sdtdatahash" xmlns:w16sdtfl="http://schemas.microsoft.com/office/word/2024/wordml/sdtformatlock" xmlns:w16se="http://schemas.microsoft.com/office/word/2015/wordml/symex" xmlns:wpg="http://schemas.microsoft.com/office/word/2010/wordprocessingGroup" xmlns:wpi="http://schemas.microsoft.com/office/word/2010/wordprocessingInk" xmlns:wne="http://schemas.microsoft.com/office/word/2006/wordml" xmlns:wps="http://schemas.microsoft.com/office/word/2010/wordprocessingShape" mc:Ignorable="w14 w15 w16se w16cid w16 w16cex w16sdtdh w16sdtfl w16du wp14">
   <w:p>
     <w:pPr>
       <w:pStyle w:val="Footer"/>
@@ -1835,7 +1716,7 @@
       <w:t>/</w:t>
     </w:r>
     <w:r>
-      <w:t>09</w:t>
+      <w:t>19</w:t>
     </w:r>
     <w:r>
       <w:t>/20</w:t>
@@ -1844,24 +1725,14 @@
       <w:t>2</w:t>
     </w:r>
     <w:r>
-      <w:t>4</w:t>
+      <w:t>5</w:t>
     </w:r>
   </w:p>
 </w:ftr>
 </file>
 
-<file path=word/footer3.xml><?xml version="1.0" encoding="utf-8"?>
-<w:ftr xmlns:wpc="http://schemas.microsoft.com/office/word/2010/wordprocessingCanvas" xmlns:cx="http://schemas.microsoft.com/office/drawing/2014/chartex" xmlns:cx1="http://schemas.microsoft.com/office/drawing/2015/9/8/chartex" xmlns:cx2="http://schemas.microsoft.com/office/drawing/2015/10/21/chartex" xmlns:cx3="http://schemas.microsoft.com/office/drawing/2016/5/9/chartex" xmlns:cx4="http://schemas.microsoft.com/office/drawing/2016/5/10/chartex" xmlns:cx5="http://schemas.microsoft.com/office/drawing/2016/5/11/chartex" xmlns:cx6="http://schemas.microsoft.com/office/drawing/2016/5/12/chartex" xmlns:cx7="http://schemas.microsoft.com/office/drawing/2016/5/13/chartex" xmlns:cx8="http://schemas.microsoft.com/office/drawing/2016/5/14/chartex" xmlns:mc="http://schemas.openxmlformats.org/markup-compatibility/2006" xmlns:aink="http://schemas.microsoft.com/office/drawing/2016/ink" xmlns:am3d="http://schemas.microsoft.com/office/drawing/2017/model3d" xmlns:o="urn:schemas-microsoft-com:office:office" xmlns:oel="http://schemas.microsoft.com/office/2019/extlst" xmlns:r="http://schemas.openxmlformats.org/officeDocument/2006/relationships" xmlns:m="http://schemas.openxmlformats.org/officeDocument/2006/math" xmlns:v="urn:schemas-microsoft-com:vml" xmlns:wp14="http://schemas.microsoft.com/office/word/2010/wordprocessingDrawing" xmlns:wp="http://schemas.openxmlformats.org/drawingml/2006/wordprocessingDrawing" xmlns:w10="urn:schemas-microsoft-com:office:word" xmlns:w="http://schemas.openxmlformats.org/wordprocessingml/2006/main" xmlns:w14="http://schemas.microsoft.com/office/word/2010/wordml" xmlns:w15="http://schemas.microsoft.com/office/word/2012/wordml" xmlns:w16cex="http://schemas.microsoft.com/office/word/2018/wordml/cex" xmlns:w16cid="http://schemas.microsoft.com/office/word/2016/wordml/cid" xmlns:w16="http://schemas.microsoft.com/office/word/2018/wordml" xmlns:w16du="http://schemas.microsoft.com/office/word/2023/wordml/word16du" xmlns:w16sdtdh="http://schemas.microsoft.com/office/word/2020/wordml/sdtdatahash" xmlns:w16se="http://schemas.microsoft.com/office/word/2015/wordml/symex" xmlns:wpg="http://schemas.microsoft.com/office/word/2010/wordprocessingGroup" xmlns:wpi="http://schemas.microsoft.com/office/word/2010/wordprocessingInk" xmlns:wne="http://schemas.microsoft.com/office/word/2006/wordml" xmlns:wps="http://schemas.microsoft.com/office/word/2010/wordprocessingShape" mc:Ignorable="w14 w15 w16se w16cid w16 w16cex w16sdtdh w16du wp14">
-  <w:p>
-    <w:pPr>
-      <w:pStyle w:val="Footer"/>
-    </w:pPr>
-  </w:p>
-</w:ftr>
-</file>
-
 <file path=word/footnotes.xml><?xml version="1.0" encoding="utf-8"?>
-<w:footnotes xmlns:wpc="http://schemas.microsoft.com/office/word/2010/wordprocessingCanvas" xmlns:cx="http://schemas.microsoft.com/office/drawing/2014/chartex" xmlns:cx1="http://schemas.microsoft.com/office/drawing/2015/9/8/chartex" xmlns:cx2="http://schemas.microsoft.com/office/drawing/2015/10/21/chartex" xmlns:cx3="http://schemas.microsoft.com/office/drawing/2016/5/9/chartex" xmlns:cx4="http://schemas.microsoft.com/office/drawing/2016/5/10/chartex" xmlns:cx5="http://schemas.microsoft.com/office/drawing/2016/5/11/chartex" xmlns:cx6="http://schemas.microsoft.com/office/drawing/2016/5/12/chartex" xmlns:cx7="http://schemas.microsoft.com/office/drawing/2016/5/13/chartex" xmlns:cx8="http://schemas.microsoft.com/office/drawing/2016/5/14/chartex" xmlns:mc="http://schemas.openxmlformats.org/markup-compatibility/2006" xmlns:aink="http://schemas.microsoft.com/office/drawing/2016/ink" xmlns:am3d="http://schemas.microsoft.com/office/drawing/2017/model3d" xmlns:o="urn:schemas-microsoft-com:office:office" xmlns:oel="http://schemas.microsoft.com/office/2019/extlst" xmlns:r="http://schemas.openxmlformats.org/officeDocument/2006/relationships" xmlns:m="http://schemas.openxmlformats.org/officeDocument/2006/math" xmlns:v="urn:schemas-microsoft-com:vml" xmlns:wp14="http://schemas.microsoft.com/office/word/2010/wordprocessingDrawing" xmlns:wp="http://schemas.openxmlformats.org/drawingml/2006/wordprocessingDrawing" xmlns:w10="urn:schemas-microsoft-com:office:word" xmlns:w="http://schemas.openxmlformats.org/wordprocessingml/2006/main" xmlns:w14="http://schemas.microsoft.com/office/word/2010/wordml" xmlns:w15="http://schemas.microsoft.com/office/word/2012/wordml" xmlns:w16cex="http://schemas.microsoft.com/office/word/2018/wordml/cex" xmlns:w16cid="http://schemas.microsoft.com/office/word/2016/wordml/cid" xmlns:w16="http://schemas.microsoft.com/office/word/2018/wordml" xmlns:w16du="http://schemas.microsoft.com/office/word/2023/wordml/word16du" xmlns:w16sdtdh="http://schemas.microsoft.com/office/word/2020/wordml/sdtdatahash" xmlns:w16se="http://schemas.microsoft.com/office/word/2015/wordml/symex" xmlns:wpg="http://schemas.microsoft.com/office/word/2010/wordprocessingGroup" xmlns:wpi="http://schemas.microsoft.com/office/word/2010/wordprocessingInk" xmlns:wne="http://schemas.microsoft.com/office/word/2006/wordml" xmlns:wps="http://schemas.microsoft.com/office/word/2010/wordprocessingShape" mc:Ignorable="w14 w15 w16se w16cid w16 w16cex w16sdtdh w16du wp14">
+<w:footnotes xmlns:wpc="http://schemas.microsoft.com/office/word/2010/wordprocessingCanvas" xmlns:cx="http://schemas.microsoft.com/office/drawing/2014/chartex" xmlns:cx1="http://schemas.microsoft.com/office/drawing/2015/9/8/chartex" xmlns:cx2="http://schemas.microsoft.com/office/drawing/2015/10/21/chartex" xmlns:cx3="http://schemas.microsoft.com/office/drawing/2016/5/9/chartex" xmlns:cx4="http://schemas.microsoft.com/office/drawing/2016/5/10/chartex" xmlns:cx5="http://schemas.microsoft.com/office/drawing/2016/5/11/chartex" xmlns:cx6="http://schemas.microsoft.com/office/drawing/2016/5/12/chartex" xmlns:cx7="http://schemas.microsoft.com/office/drawing/2016/5/13/chartex" xmlns:cx8="http://schemas.microsoft.com/office/drawing/2016/5/14/chartex" xmlns:mc="http://schemas.openxmlformats.org/markup-compatibility/2006" xmlns:aink="http://schemas.microsoft.com/office/drawing/2016/ink" xmlns:am3d="http://schemas.microsoft.com/office/drawing/2017/model3d" xmlns:o="urn:schemas-microsoft-com:office:office" xmlns:oel="http://schemas.microsoft.com/office/2019/extlst" xmlns:r="http://schemas.openxmlformats.org/officeDocument/2006/relationships" xmlns:m="http://schemas.openxmlformats.org/officeDocument/2006/math" xmlns:v="urn:schemas-microsoft-com:vml" xmlns:wp14="http://schemas.microsoft.com/office/word/2010/wordprocessingDrawing" xmlns:wp="http://schemas.openxmlformats.org/drawingml/2006/wordprocessingDrawing" xmlns:w10="urn:schemas-microsoft-com:office:word" xmlns:w="http://schemas.openxmlformats.org/wordprocessingml/2006/main" xmlns:w14="http://schemas.microsoft.com/office/word/2010/wordml" xmlns:w15="http://schemas.microsoft.com/office/word/2012/wordml" xmlns:w16cex="http://schemas.microsoft.com/office/word/2018/wordml/cex" xmlns:w16cid="http://schemas.microsoft.com/office/word/2016/wordml/cid" xmlns:w16="http://schemas.microsoft.com/office/word/2018/wordml" xmlns:w16du="http://schemas.microsoft.com/office/word/2023/wordml/word16du" xmlns:w16sdtdh="http://schemas.microsoft.com/office/word/2020/wordml/sdtdatahash" xmlns:w16sdtfl="http://schemas.microsoft.com/office/word/2024/wordml/sdtformatlock" xmlns:w16se="http://schemas.microsoft.com/office/word/2015/wordml/symex" xmlns:wpg="http://schemas.microsoft.com/office/word/2010/wordprocessingGroup" xmlns:wpi="http://schemas.microsoft.com/office/word/2010/wordprocessingInk" xmlns:wne="http://schemas.microsoft.com/office/word/2006/wordml" xmlns:wps="http://schemas.microsoft.com/office/word/2010/wordprocessingShape" mc:Ignorable="w14 w15 w16se w16cid w16 w16cex w16sdtdh w16sdtfl w16du wp14">
   <w:footnote w:type="separator" w:id="-1">
     <w:p>
       <w:pPr>
@@ -1885,38 +1756,8 @@
 </w:footnotes>
 </file>
 
-<file path=word/header1.xml><?xml version="1.0" encoding="utf-8"?>
-<w:hdr xmlns:wpc="http://schemas.microsoft.com/office/word/2010/wordprocessingCanvas" xmlns:cx="http://schemas.microsoft.com/office/drawing/2014/chartex" xmlns:cx1="http://schemas.microsoft.com/office/drawing/2015/9/8/chartex" xmlns:cx2="http://schemas.microsoft.com/office/drawing/2015/10/21/chartex" xmlns:cx3="http://schemas.microsoft.com/office/drawing/2016/5/9/chartex" xmlns:cx4="http://schemas.microsoft.com/office/drawing/2016/5/10/chartex" xmlns:cx5="http://schemas.microsoft.com/office/drawing/2016/5/11/chartex" xmlns:cx6="http://schemas.microsoft.com/office/drawing/2016/5/12/chartex" xmlns:cx7="http://schemas.microsoft.com/office/drawing/2016/5/13/chartex" xmlns:cx8="http://schemas.microsoft.com/office/drawing/2016/5/14/chartex" xmlns:mc="http://schemas.openxmlformats.org/markup-compatibility/2006" xmlns:aink="http://schemas.microsoft.com/office/drawing/2016/ink" xmlns:am3d="http://schemas.microsoft.com/office/drawing/2017/model3d" xmlns:o="urn:schemas-microsoft-com:office:office" xmlns:oel="http://schemas.microsoft.com/office/2019/extlst" xmlns:r="http://schemas.openxmlformats.org/officeDocument/2006/relationships" xmlns:m="http://schemas.openxmlformats.org/officeDocument/2006/math" xmlns:v="urn:schemas-microsoft-com:vml" xmlns:wp14="http://schemas.microsoft.com/office/word/2010/wordprocessingDrawing" xmlns:wp="http://schemas.openxmlformats.org/drawingml/2006/wordprocessingDrawing" xmlns:w10="urn:schemas-microsoft-com:office:word" xmlns:w="http://schemas.openxmlformats.org/wordprocessingml/2006/main" xmlns:w14="http://schemas.microsoft.com/office/word/2010/wordml" xmlns:w15="http://schemas.microsoft.com/office/word/2012/wordml" xmlns:w16cex="http://schemas.microsoft.com/office/word/2018/wordml/cex" xmlns:w16cid="http://schemas.microsoft.com/office/word/2016/wordml/cid" xmlns:w16="http://schemas.microsoft.com/office/word/2018/wordml" xmlns:w16du="http://schemas.microsoft.com/office/word/2023/wordml/word16du" xmlns:w16sdtdh="http://schemas.microsoft.com/office/word/2020/wordml/sdtdatahash" xmlns:w16se="http://schemas.microsoft.com/office/word/2015/wordml/symex" xmlns:wpg="http://schemas.microsoft.com/office/word/2010/wordprocessingGroup" xmlns:wpi="http://schemas.microsoft.com/office/word/2010/wordprocessingInk" xmlns:wne="http://schemas.microsoft.com/office/word/2006/wordml" xmlns:wps="http://schemas.microsoft.com/office/word/2010/wordprocessingShape" mc:Ignorable="w14 w15 w16se w16cid w16 w16cex w16sdtdh w16du wp14">
-  <w:p>
-    <w:pPr>
-      <w:pStyle w:val="Header"/>
-    </w:pPr>
-  </w:p>
-</w:hdr>
-</file>
-
-<file path=word/header2.xml><?xml version="1.0" encoding="utf-8"?>
-<w:hdr xmlns:wpc="http://schemas.microsoft.com/office/word/2010/wordprocessingCanvas" xmlns:cx="http://schemas.microsoft.com/office/drawing/2014/chartex" xmlns:cx1="http://schemas.microsoft.com/office/drawing/2015/9/8/chartex" xmlns:cx2="http://schemas.microsoft.com/office/drawing/2015/10/21/chartex" xmlns:cx3="http://schemas.microsoft.com/office/drawing/2016/5/9/chartex" xmlns:cx4="http://schemas.microsoft.com/office/drawing/2016/5/10/chartex" xmlns:cx5="http://schemas.microsoft.com/office/drawing/2016/5/11/chartex" xmlns:cx6="http://schemas.microsoft.com/office/drawing/2016/5/12/chartex" xmlns:cx7="http://schemas.microsoft.com/office/drawing/2016/5/13/chartex" xmlns:cx8="http://schemas.microsoft.com/office/drawing/2016/5/14/chartex" xmlns:mc="http://schemas.openxmlformats.org/markup-compatibility/2006" xmlns:aink="http://schemas.microsoft.com/office/drawing/2016/ink" xmlns:am3d="http://schemas.microsoft.com/office/drawing/2017/model3d" xmlns:o="urn:schemas-microsoft-com:office:office" xmlns:oel="http://schemas.microsoft.com/office/2019/extlst" xmlns:r="http://schemas.openxmlformats.org/officeDocument/2006/relationships" xmlns:m="http://schemas.openxmlformats.org/officeDocument/2006/math" xmlns:v="urn:schemas-microsoft-com:vml" xmlns:wp14="http://schemas.microsoft.com/office/word/2010/wordprocessingDrawing" xmlns:wp="http://schemas.openxmlformats.org/drawingml/2006/wordprocessingDrawing" xmlns:w10="urn:schemas-microsoft-com:office:word" xmlns:w="http://schemas.openxmlformats.org/wordprocessingml/2006/main" xmlns:w14="http://schemas.microsoft.com/office/word/2010/wordml" xmlns:w15="http://schemas.microsoft.com/office/word/2012/wordml" xmlns:w16cex="http://schemas.microsoft.com/office/word/2018/wordml/cex" xmlns:w16cid="http://schemas.microsoft.com/office/word/2016/wordml/cid" xmlns:w16="http://schemas.microsoft.com/office/word/2018/wordml" xmlns:w16du="http://schemas.microsoft.com/office/word/2023/wordml/word16du" xmlns:w16sdtdh="http://schemas.microsoft.com/office/word/2020/wordml/sdtdatahash" xmlns:w16se="http://schemas.microsoft.com/office/word/2015/wordml/symex" xmlns:wpg="http://schemas.microsoft.com/office/word/2010/wordprocessingGroup" xmlns:wpi="http://schemas.microsoft.com/office/word/2010/wordprocessingInk" xmlns:wne="http://schemas.microsoft.com/office/word/2006/wordml" xmlns:wps="http://schemas.microsoft.com/office/word/2010/wordprocessingShape" mc:Ignorable="w14 w15 w16se w16cid w16 w16cex w16sdtdh w16du wp14">
-  <w:p>
-    <w:pPr>
-      <w:pStyle w:val="Header"/>
-    </w:pPr>
-  </w:p>
-</w:hdr>
-</file>
-
-<file path=word/header3.xml><?xml version="1.0" encoding="utf-8"?>
-<w:hdr xmlns:wpc="http://schemas.microsoft.com/office/word/2010/wordprocessingCanvas" xmlns:cx="http://schemas.microsoft.com/office/drawing/2014/chartex" xmlns:cx1="http://schemas.microsoft.com/office/drawing/2015/9/8/chartex" xmlns:cx2="http://schemas.microsoft.com/office/drawing/2015/10/21/chartex" xmlns:cx3="http://schemas.microsoft.com/office/drawing/2016/5/9/chartex" xmlns:cx4="http://schemas.microsoft.com/office/drawing/2016/5/10/chartex" xmlns:cx5="http://schemas.microsoft.com/office/drawing/2016/5/11/chartex" xmlns:cx6="http://schemas.microsoft.com/office/drawing/2016/5/12/chartex" xmlns:cx7="http://schemas.microsoft.com/office/drawing/2016/5/13/chartex" xmlns:cx8="http://schemas.microsoft.com/office/drawing/2016/5/14/chartex" xmlns:mc="http://schemas.openxmlformats.org/markup-compatibility/2006" xmlns:aink="http://schemas.microsoft.com/office/drawing/2016/ink" xmlns:am3d="http://schemas.microsoft.com/office/drawing/2017/model3d" xmlns:o="urn:schemas-microsoft-com:office:office" xmlns:oel="http://schemas.microsoft.com/office/2019/extlst" xmlns:r="http://schemas.openxmlformats.org/officeDocument/2006/relationships" xmlns:m="http://schemas.openxmlformats.org/officeDocument/2006/math" xmlns:v="urn:schemas-microsoft-com:vml" xmlns:wp14="http://schemas.microsoft.com/office/word/2010/wordprocessingDrawing" xmlns:wp="http://schemas.openxmlformats.org/drawingml/2006/wordprocessingDrawing" xmlns:w10="urn:schemas-microsoft-com:office:word" xmlns:w="http://schemas.openxmlformats.org/wordprocessingml/2006/main" xmlns:w14="http://schemas.microsoft.com/office/word/2010/wordml" xmlns:w15="http://schemas.microsoft.com/office/word/2012/wordml" xmlns:w16cex="http://schemas.microsoft.com/office/word/2018/wordml/cex" xmlns:w16cid="http://schemas.microsoft.com/office/word/2016/wordml/cid" xmlns:w16="http://schemas.microsoft.com/office/word/2018/wordml" xmlns:w16du="http://schemas.microsoft.com/office/word/2023/wordml/word16du" xmlns:w16sdtdh="http://schemas.microsoft.com/office/word/2020/wordml/sdtdatahash" xmlns:w16se="http://schemas.microsoft.com/office/word/2015/wordml/symex" xmlns:wpg="http://schemas.microsoft.com/office/word/2010/wordprocessingGroup" xmlns:wpi="http://schemas.microsoft.com/office/word/2010/wordprocessingInk" xmlns:wne="http://schemas.microsoft.com/office/word/2006/wordml" xmlns:wps="http://schemas.microsoft.com/office/word/2010/wordprocessingShape" mc:Ignorable="w14 w15 w16se w16cid w16 w16cex w16sdtdh w16du wp14">
-  <w:p>
-    <w:pPr>
-      <w:pStyle w:val="Header"/>
-    </w:pPr>
-  </w:p>
-</w:hdr>
-</file>
-
 <file path=word/numbering.xml><?xml version="1.0" encoding="utf-8"?>
-<w:numbering xmlns:wpc="http://schemas.microsoft.com/office/word/2010/wordprocessingCanvas" xmlns:cx="http://schemas.microsoft.com/office/drawing/2014/chartex" xmlns:cx1="http://schemas.microsoft.com/office/drawing/2015/9/8/chartex" xmlns:cx2="http://schemas.microsoft.com/office/drawing/2015/10/21/chartex" xmlns:cx3="http://schemas.microsoft.com/office/drawing/2016/5/9/chartex" xmlns:cx4="http://schemas.microsoft.com/office/drawing/2016/5/10/chartex" xmlns:cx5="http://schemas.microsoft.com/office/drawing/2016/5/11/chartex" xmlns:cx6="http://schemas.microsoft.com/office/drawing/2016/5/12/chartex" xmlns:cx7="http://schemas.microsoft.com/office/drawing/2016/5/13/chartex" xmlns:cx8="http://schemas.microsoft.com/office/drawing/2016/5/14/chartex" xmlns:mc="http://schemas.openxmlformats.org/markup-compatibility/2006" xmlns:aink="http://schemas.microsoft.com/office/drawing/2016/ink" xmlns:am3d="http://schemas.microsoft.com/office/drawing/2017/model3d" xmlns:o="urn:schemas-microsoft-com:office:office" xmlns:oel="http://schemas.microsoft.com/office/2019/extlst" xmlns:r="http://schemas.openxmlformats.org/officeDocument/2006/relationships" xmlns:m="http://schemas.openxmlformats.org/officeDocument/2006/math" xmlns:v="urn:schemas-microsoft-com:vml" xmlns:wp14="http://schemas.microsoft.com/office/word/2010/wordprocessingDrawing" xmlns:wp="http://schemas.openxmlformats.org/drawingml/2006/wordprocessingDrawing" xmlns:w10="urn:schemas-microsoft-com:office:word" xmlns:w="http://schemas.openxmlformats.org/wordprocessingml/2006/main" xmlns:w14="http://schemas.microsoft.com/office/word/2010/wordml" xmlns:w15="http://schemas.microsoft.com/office/word/2012/wordml" xmlns:w16cex="http://schemas.microsoft.com/office/word/2018/wordml/cex" xmlns:w16cid="http://schemas.microsoft.com/office/word/2016/wordml/cid" xmlns:w16="http://schemas.microsoft.com/office/word/2018/wordml" xmlns:w16du="http://schemas.microsoft.com/office/word/2023/wordml/word16du" xmlns:w16sdtdh="http://schemas.microsoft.com/office/word/2020/wordml/sdtdatahash" xmlns:w16se="http://schemas.microsoft.com/office/word/2015/wordml/symex" xmlns:wpg="http://schemas.microsoft.com/office/word/2010/wordprocessingGroup" xmlns:wpi="http://schemas.microsoft.com/office/word/2010/wordprocessingInk" xmlns:wne="http://schemas.microsoft.com/office/word/2006/wordml" xmlns:wps="http://schemas.microsoft.com/office/word/2010/wordprocessingShape" mc:Ignorable="w14 w15 w16se w16cid w16 w16cex w16sdtdh w16du wp14">
+<w:numbering xmlns:wpc="http://schemas.microsoft.com/office/word/2010/wordprocessingCanvas" xmlns:cx="http://schemas.microsoft.com/office/drawing/2014/chartex" xmlns:cx1="http://schemas.microsoft.com/office/drawing/2015/9/8/chartex" xmlns:cx2="http://schemas.microsoft.com/office/drawing/2015/10/21/chartex" xmlns:cx3="http://schemas.microsoft.com/office/drawing/2016/5/9/chartex" xmlns:cx4="http://schemas.microsoft.com/office/drawing/2016/5/10/chartex" xmlns:cx5="http://schemas.microsoft.com/office/drawing/2016/5/11/chartex" xmlns:cx6="http://schemas.microsoft.com/office/drawing/2016/5/12/chartex" xmlns:cx7="http://schemas.microsoft.com/office/drawing/2016/5/13/chartex" xmlns:cx8="http://schemas.microsoft.com/office/drawing/2016/5/14/chartex" xmlns:mc="http://schemas.openxmlformats.org/markup-compatibility/2006" xmlns:aink="http://schemas.microsoft.com/office/drawing/2016/ink" xmlns:am3d="http://schemas.microsoft.com/office/drawing/2017/model3d" xmlns:o="urn:schemas-microsoft-com:office:office" xmlns:oel="http://schemas.microsoft.com/office/2019/extlst" xmlns:r="http://schemas.openxmlformats.org/officeDocument/2006/relationships" xmlns:m="http://schemas.openxmlformats.org/officeDocument/2006/math" xmlns:v="urn:schemas-microsoft-com:vml" xmlns:wp14="http://schemas.microsoft.com/office/word/2010/wordprocessingDrawing" xmlns:wp="http://schemas.openxmlformats.org/drawingml/2006/wordprocessingDrawing" xmlns:w10="urn:schemas-microsoft-com:office:word" xmlns:w="http://schemas.openxmlformats.org/wordprocessingml/2006/main" xmlns:w14="http://schemas.microsoft.com/office/word/2010/wordml" xmlns:w15="http://schemas.microsoft.com/office/word/2012/wordml" xmlns:w16cex="http://schemas.microsoft.com/office/word/2018/wordml/cex" xmlns:w16cid="http://schemas.microsoft.com/office/word/2016/wordml/cid" xmlns:w16="http://schemas.microsoft.com/office/word/2018/wordml" xmlns:w16du="http://schemas.microsoft.com/office/word/2023/wordml/word16du" xmlns:w16sdtdh="http://schemas.microsoft.com/office/word/2020/wordml/sdtdatahash" xmlns:w16sdtfl="http://schemas.microsoft.com/office/word/2024/wordml/sdtformatlock" xmlns:w16se="http://schemas.microsoft.com/office/word/2015/wordml/symex" xmlns:wpg="http://schemas.microsoft.com/office/word/2010/wordprocessingGroup" xmlns:wpi="http://schemas.microsoft.com/office/word/2010/wordprocessingInk" xmlns:wne="http://schemas.microsoft.com/office/word/2006/wordml" xmlns:wps="http://schemas.microsoft.com/office/word/2010/wordprocessingShape" mc:Ignorable="w14 w15 w16se w16cid w16 w16cex w16sdtdh w16sdtfl w16du wp14">
   <w:abstractNum w:abstractNumId="0" w15:restartNumberingAfterBreak="0">
     <w:nsid w:val="03904AB7"/>
     <w:multiLevelType w:val="multilevel"/>
@@ -7274,7 +7115,7 @@
 </file>
 
 <file path=word/styles.xml><?xml version="1.0" encoding="utf-8"?>
-<w:styles xmlns:mc="http://schemas.openxmlformats.org/markup-compatibility/2006" xmlns:r="http://schemas.openxmlformats.org/officeDocument/2006/relationships" xmlns:w="http://schemas.openxmlformats.org/wordprocessingml/2006/main" xmlns:w14="http://schemas.microsoft.com/office/word/2010/wordml" xmlns:w15="http://schemas.microsoft.com/office/word/2012/wordml" xmlns:w16cex="http://schemas.microsoft.com/office/word/2018/wordml/cex" xmlns:w16cid="http://schemas.microsoft.com/office/word/2016/wordml/cid" xmlns:w16="http://schemas.microsoft.com/office/word/2018/wordml" xmlns:w16du="http://schemas.microsoft.com/office/word/2023/wordml/word16du" xmlns:w16sdtdh="http://schemas.microsoft.com/office/word/2020/wordml/sdtdatahash" xmlns:w16se="http://schemas.microsoft.com/office/word/2015/wordml/symex" mc:Ignorable="w14 w15 w16se w16cid w16 w16cex w16sdtdh w16du">
+<w:styles xmlns:mc="http://schemas.openxmlformats.org/markup-compatibility/2006" xmlns:r="http://schemas.openxmlformats.org/officeDocument/2006/relationships" xmlns:w="http://schemas.openxmlformats.org/wordprocessingml/2006/main" xmlns:w14="http://schemas.microsoft.com/office/word/2010/wordml" xmlns:w15="http://schemas.microsoft.com/office/word/2012/wordml" xmlns:w16cex="http://schemas.microsoft.com/office/word/2018/wordml/cex" xmlns:w16cid="http://schemas.microsoft.com/office/word/2016/wordml/cid" xmlns:w16="http://schemas.microsoft.com/office/word/2018/wordml" xmlns:w16du="http://schemas.microsoft.com/office/word/2023/wordml/word16du" xmlns:w16sdtdh="http://schemas.microsoft.com/office/word/2020/wordml/sdtdatahash" xmlns:w16sdtfl="http://schemas.microsoft.com/office/word/2024/wordml/sdtformatlock" xmlns:w16se="http://schemas.microsoft.com/office/word/2015/wordml/symex" mc:Ignorable="w14 w15 w16se w16cid w16 w16cex w16sdtdh w16sdtfl w16du">
   <w:docDefaults>
     <w:rPrDefault>
       <w:rPr>
@@ -7583,7 +7424,7 @@
   <w:style w:type="paragraph" w:default="1" w:styleId="Normal">
     <w:name w:val="Normal"/>
     <w:qFormat/>
-    <w:rsid w:val="00C01344"/>
+    <w:rsid w:val="008D3B62"/>
     <w:pPr>
       <w:spacing w:before="160" w:after="80" w:line="336" w:lineRule="auto"/>
     </w:pPr>
@@ -7598,7 +7439,7 @@
     <w:next w:val="Normal"/>
     <w:link w:val="Heading1Char"/>
     <w:qFormat/>
-    <w:rsid w:val="00C01344"/>
+    <w:rsid w:val="008D3B62"/>
     <w:pPr>
       <w:keepNext/>
       <w:spacing w:before="400" w:after="200" w:line="240" w:lineRule="auto"/>
@@ -7618,7 +7459,7 @@
     <w:next w:val="Normal"/>
     <w:link w:val="Heading2Char"/>
     <w:qFormat/>
-    <w:rsid w:val="00C01344"/>
+    <w:rsid w:val="008D3B62"/>
     <w:pPr>
       <w:keepNext/>
       <w:pBdr>
@@ -7641,7 +7482,7 @@
     <w:basedOn w:val="Normal"/>
     <w:next w:val="Normal"/>
     <w:qFormat/>
-    <w:rsid w:val="00C01344"/>
+    <w:rsid w:val="008D3B62"/>
     <w:pPr>
       <w:keepNext/>
       <w:autoSpaceDE w:val="0"/>
@@ -7662,7 +7503,7 @@
     <w:uiPriority w:val="1"/>
     <w:semiHidden/>
     <w:unhideWhenUsed/>
-    <w:rsid w:val="00C01344"/>
+    <w:rsid w:val="008D3B62"/>
   </w:style>
   <w:style w:type="table" w:default="1" w:styleId="TableNormal">
     <w:name w:val="Normal Table"/>
@@ -7684,7 +7525,7 @@
     <w:uiPriority w:val="99"/>
     <w:semiHidden/>
     <w:unhideWhenUsed/>
-    <w:rsid w:val="00C01344"/>
+    <w:rsid w:val="008D3B62"/>
   </w:style>
   <w:style w:type="table" w:styleId="TableGrid">
     <w:name w:val="Table Grid"/>
@@ -7706,14 +7547,14 @@
     <w:basedOn w:val="Normal"/>
     <w:uiPriority w:val="34"/>
     <w:qFormat/>
-    <w:rsid w:val="00C01344"/>
+    <w:rsid w:val="008D3B62"/>
     <w:pPr>
       <w:ind w:left="720"/>
     </w:pPr>
   </w:style>
   <w:style w:type="character" w:styleId="FollowedHyperlink">
     <w:name w:val="FollowedHyperlink"/>
-    <w:rsid w:val="00C01344"/>
+    <w:rsid w:val="008D3B62"/>
     <w:rPr>
       <w:color w:val="800080"/>
       <w:u w:val="single"/>
@@ -7723,7 +7564,7 @@
     <w:name w:val="footer"/>
     <w:basedOn w:val="Normal"/>
     <w:link w:val="FooterChar"/>
-    <w:rsid w:val="00C01344"/>
+    <w:rsid w:val="008D3B62"/>
     <w:pPr>
       <w:pBdr>
         <w:top w:val="single" w:sz="4" w:space="1" w:color="auto"/>
@@ -7753,7 +7594,7 @@
     <w:name w:val="header"/>
     <w:basedOn w:val="Normal"/>
     <w:link w:val="HeaderChar"/>
-    <w:rsid w:val="00C01344"/>
+    <w:rsid w:val="008D3B62"/>
     <w:pPr>
       <w:tabs>
         <w:tab w:val="left" w:pos="5040"/>
@@ -7803,7 +7644,7 @@
   </w:style>
   <w:style w:type="character" w:styleId="Hyperlink">
     <w:name w:val="Hyperlink"/>
-    <w:rsid w:val="00C01344"/>
+    <w:rsid w:val="008D3B62"/>
     <w:rPr>
       <w:color w:val="0000FF"/>
       <w:u w:val="single"/>
@@ -7812,7 +7653,7 @@
   <w:style w:type="paragraph" w:customStyle="1" w:styleId="NumberedHeading2">
     <w:name w:val="Numbered Heading 2"/>
     <w:basedOn w:val="Normal"/>
-    <w:rsid w:val="00C01344"/>
+    <w:rsid w:val="008D3B62"/>
     <w:pPr>
       <w:numPr>
         <w:numId w:val="1"/>
@@ -7822,7 +7663,7 @@
   <w:style w:type="paragraph" w:customStyle="1" w:styleId="Outlinenumbering">
     <w:name w:val="Outline numbering"/>
     <w:basedOn w:val="Normal"/>
-    <w:rsid w:val="00C01344"/>
+    <w:rsid w:val="008D3B62"/>
     <w:pPr>
       <w:numPr>
         <w:numId w:val="2"/>
@@ -7840,7 +7681,7 @@
   <w:style w:type="character" w:styleId="PageNumber">
     <w:name w:val="page number"/>
     <w:basedOn w:val="DefaultParagraphFont"/>
-    <w:rsid w:val="00C01344"/>
+    <w:rsid w:val="008D3B62"/>
   </w:style>
   <w:style w:type="character" w:customStyle="1" w:styleId="label">
     <w:name w:val="label"/>
@@ -7951,7 +7792,7 @@
     <w:uiPriority w:val="39"/>
     <w:unhideWhenUsed/>
     <w:qFormat/>
-    <w:rsid w:val="00C01344"/>
+    <w:rsid w:val="008D3B62"/>
     <w:pPr>
       <w:keepLines/>
       <w:spacing w:after="0" w:line="259" w:lineRule="auto"/>
@@ -7968,7 +7809,7 @@
     <w:name w:val="Code"/>
     <w:basedOn w:val="Normal"/>
     <w:qFormat/>
-    <w:rsid w:val="00C01344"/>
+    <w:rsid w:val="008D3B62"/>
     <w:pPr>
       <w:spacing w:before="80" w:line="240" w:lineRule="auto"/>
     </w:pPr>
@@ -7983,7 +7824,7 @@
     <w:autoRedefine/>
     <w:uiPriority w:val="39"/>
     <w:unhideWhenUsed/>
-    <w:rsid w:val="00C01344"/>
+    <w:rsid w:val="008D3B62"/>
     <w:pPr>
       <w:spacing w:after="100" w:line="240" w:lineRule="auto"/>
     </w:pPr>
@@ -7995,7 +7836,7 @@
     <w:autoRedefine/>
     <w:uiPriority w:val="39"/>
     <w:unhideWhenUsed/>
-    <w:rsid w:val="00C01344"/>
+    <w:rsid w:val="008D3B62"/>
     <w:pPr>
       <w:spacing w:after="100" w:line="240" w:lineRule="auto"/>
       <w:ind w:left="202"/>
@@ -8008,7 +7849,7 @@
     <w:autoRedefine/>
     <w:uiPriority w:val="39"/>
     <w:unhideWhenUsed/>
-    <w:rsid w:val="00C01344"/>
+    <w:rsid w:val="008D3B62"/>
     <w:pPr>
       <w:spacing w:after="100" w:line="240" w:lineRule="auto"/>
       <w:ind w:left="403"/>
@@ -8018,7 +7859,7 @@
 </file>
 
 <file path=word/glossary/document.xml><?xml version="1.0" encoding="utf-8"?>
-<w:glossaryDocument xmlns:wpc="http://schemas.microsoft.com/office/word/2010/wordprocessingCanvas" xmlns:cx="http://schemas.microsoft.com/office/drawing/2014/chartex" xmlns:cx1="http://schemas.microsoft.com/office/drawing/2015/9/8/chartex" xmlns:cx2="http://schemas.microsoft.com/office/drawing/2015/10/21/chartex" xmlns:cx3="http://schemas.microsoft.com/office/drawing/2016/5/9/chartex" xmlns:cx4="http://schemas.microsoft.com/office/drawing/2016/5/10/chartex" xmlns:cx5="http://schemas.microsoft.com/office/drawing/2016/5/11/chartex" xmlns:cx6="http://schemas.microsoft.com/office/drawing/2016/5/12/chartex" xmlns:cx7="http://schemas.microsoft.com/office/drawing/2016/5/13/chartex" xmlns:cx8="http://schemas.microsoft.com/office/drawing/2016/5/14/chartex" xmlns:mc="http://schemas.openxmlformats.org/markup-compatibility/2006" xmlns:aink="http://schemas.microsoft.com/office/drawing/2016/ink" xmlns:am3d="http://schemas.microsoft.com/office/drawing/2017/model3d" xmlns:o="urn:schemas-microsoft-com:office:office" xmlns:oel="http://schemas.microsoft.com/office/2019/extlst" xmlns:r="http://schemas.openxmlformats.org/officeDocument/2006/relationships" xmlns:m="http://schemas.openxmlformats.org/officeDocument/2006/math" xmlns:v="urn:schemas-microsoft-com:vml" xmlns:wp14="http://schemas.microsoft.com/office/word/2010/wordprocessingDrawing" xmlns:wp="http://schemas.openxmlformats.org/drawingml/2006/wordprocessingDrawing" xmlns:w10="urn:schemas-microsoft-com:office:word" xmlns:w="http://schemas.openxmlformats.org/wordprocessingml/2006/main" xmlns:w14="http://schemas.microsoft.com/office/word/2010/wordml" xmlns:w15="http://schemas.microsoft.com/office/word/2012/wordml" xmlns:w16cex="http://schemas.microsoft.com/office/word/2018/wordml/cex" xmlns:w16cid="http://schemas.microsoft.com/office/word/2016/wordml/cid" xmlns:w16="http://schemas.microsoft.com/office/word/2018/wordml" xmlns:w16du="http://schemas.microsoft.com/office/word/2023/wordml/word16du" xmlns:w16sdtdh="http://schemas.microsoft.com/office/word/2020/wordml/sdtdatahash" xmlns:w16se="http://schemas.microsoft.com/office/word/2015/wordml/symex" xmlns:wpg="http://schemas.microsoft.com/office/word/2010/wordprocessingGroup" xmlns:wpi="http://schemas.microsoft.com/office/word/2010/wordprocessingInk" xmlns:wne="http://schemas.microsoft.com/office/word/2006/wordml" xmlns:wps="http://schemas.microsoft.com/office/word/2010/wordprocessingShape" mc:Ignorable="w14 w15 w16se w16cid w16 w16cex w16sdtdh w16du wp14">
+<w:glossaryDocument xmlns:wpc="http://schemas.microsoft.com/office/word/2010/wordprocessingCanvas" xmlns:cx="http://schemas.microsoft.com/office/drawing/2014/chartex" xmlns:cx1="http://schemas.microsoft.com/office/drawing/2015/9/8/chartex" xmlns:cx2="http://schemas.microsoft.com/office/drawing/2015/10/21/chartex" xmlns:cx3="http://schemas.microsoft.com/office/drawing/2016/5/9/chartex" xmlns:cx4="http://schemas.microsoft.com/office/drawing/2016/5/10/chartex" xmlns:cx5="http://schemas.microsoft.com/office/drawing/2016/5/11/chartex" xmlns:cx6="http://schemas.microsoft.com/office/drawing/2016/5/12/chartex" xmlns:cx7="http://schemas.microsoft.com/office/drawing/2016/5/13/chartex" xmlns:cx8="http://schemas.microsoft.com/office/drawing/2016/5/14/chartex" xmlns:mc="http://schemas.openxmlformats.org/markup-compatibility/2006" xmlns:aink="http://schemas.microsoft.com/office/drawing/2016/ink" xmlns:am3d="http://schemas.microsoft.com/office/drawing/2017/model3d" xmlns:o="urn:schemas-microsoft-com:office:office" xmlns:oel="http://schemas.microsoft.com/office/2019/extlst" xmlns:r="http://schemas.openxmlformats.org/officeDocument/2006/relationships" xmlns:m="http://schemas.openxmlformats.org/officeDocument/2006/math" xmlns:v="urn:schemas-microsoft-com:vml" xmlns:wp14="http://schemas.microsoft.com/office/word/2010/wordprocessingDrawing" xmlns:wp="http://schemas.openxmlformats.org/drawingml/2006/wordprocessingDrawing" xmlns:w10="urn:schemas-microsoft-com:office:word" xmlns:w="http://schemas.openxmlformats.org/wordprocessingml/2006/main" xmlns:w14="http://schemas.microsoft.com/office/word/2010/wordml" xmlns:w15="http://schemas.microsoft.com/office/word/2012/wordml" xmlns:w16cex="http://schemas.microsoft.com/office/word/2018/wordml/cex" xmlns:w16cid="http://schemas.microsoft.com/office/word/2016/wordml/cid" xmlns:w16="http://schemas.microsoft.com/office/word/2018/wordml" xmlns:w16du="http://schemas.microsoft.com/office/word/2023/wordml/word16du" xmlns:w16sdtdh="http://schemas.microsoft.com/office/word/2020/wordml/sdtdatahash" xmlns:w16sdtfl="http://schemas.microsoft.com/office/word/2024/wordml/sdtformatlock" xmlns:w16se="http://schemas.microsoft.com/office/word/2015/wordml/symex" xmlns:wpg="http://schemas.microsoft.com/office/word/2010/wordprocessingGroup" xmlns:wpi="http://schemas.microsoft.com/office/word/2010/wordprocessingInk" xmlns:wne="http://schemas.microsoft.com/office/word/2006/wordml" xmlns:wps="http://schemas.microsoft.com/office/word/2010/wordprocessingShape" mc:Ignorable="w14 w15 w16se w16cid w16 w16cex w16sdtdh w16sdtfl w16du wp14">
   <w:docParts>
     <w:docPart>
       <w:docPartPr>
@@ -8085,7 +7926,7 @@
 </file>
 
 <file path=word/glossary/fontTable.xml><?xml version="1.0" encoding="utf-8"?>
-<w:fonts xmlns:mc="http://schemas.openxmlformats.org/markup-compatibility/2006" xmlns:r="http://schemas.openxmlformats.org/officeDocument/2006/relationships" xmlns:w="http://schemas.openxmlformats.org/wordprocessingml/2006/main" xmlns:w14="http://schemas.microsoft.com/office/word/2010/wordml" xmlns:w15="http://schemas.microsoft.com/office/word/2012/wordml" xmlns:w16cex="http://schemas.microsoft.com/office/word/2018/wordml/cex" xmlns:w16cid="http://schemas.microsoft.com/office/word/2016/wordml/cid" xmlns:w16="http://schemas.microsoft.com/office/word/2018/wordml" xmlns:w16du="http://schemas.microsoft.com/office/word/2023/wordml/word16du" xmlns:w16sdtdh="http://schemas.microsoft.com/office/word/2020/wordml/sdtdatahash" xmlns:w16se="http://schemas.microsoft.com/office/word/2015/wordml/symex" mc:Ignorable="w14 w15 w16se w16cid w16 w16cex w16sdtdh w16du">
+<w:fonts xmlns:mc="http://schemas.openxmlformats.org/markup-compatibility/2006" xmlns:r="http://schemas.openxmlformats.org/officeDocument/2006/relationships" xmlns:w="http://schemas.openxmlformats.org/wordprocessingml/2006/main" xmlns:w14="http://schemas.microsoft.com/office/word/2010/wordml" xmlns:w15="http://schemas.microsoft.com/office/word/2012/wordml" xmlns:w16cex="http://schemas.microsoft.com/office/word/2018/wordml/cex" xmlns:w16cid="http://schemas.microsoft.com/office/word/2016/wordml/cid" xmlns:w16="http://schemas.microsoft.com/office/word/2018/wordml" xmlns:w16du="http://schemas.microsoft.com/office/word/2023/wordml/word16du" xmlns:w16sdtdh="http://schemas.microsoft.com/office/word/2020/wordml/sdtdatahash" xmlns:w16sdtfl="http://schemas.microsoft.com/office/word/2024/wordml/sdtformatlock" xmlns:w16se="http://schemas.microsoft.com/office/word/2015/wordml/symex" mc:Ignorable="w14 w15 w16se w16cid w16 w16cex w16sdtdh w16sdtfl w16du">
   <w:font w:name="Times New Roman">
     <w:panose1 w:val="02020603050405020304"/>
     <w:charset w:val="00"/>
@@ -8133,14 +7974,14 @@
     <w:charset w:val="00"/>
     <w:family w:val="swiss"/>
     <w:pitch w:val="variable"/>
-    <w:sig w:usb0="E4002EFF" w:usb1="C000247B" w:usb2="00000009" w:usb3="00000000" w:csb0="000001FF" w:csb1="00000000"/>
+    <w:sig w:usb0="E4002EFF" w:usb1="C200247B" w:usb2="00000009" w:usb3="00000000" w:csb0="000001FF" w:csb1="00000000"/>
   </w:font>
   <w:font w:name="Calibri">
     <w:panose1 w:val="020F0502020204030204"/>
     <w:charset w:val="00"/>
     <w:family w:val="swiss"/>
     <w:pitch w:val="variable"/>
-    <w:sig w:usb0="E4002EFF" w:usb1="C000247B" w:usb2="00000009" w:usb3="00000000" w:csb0="000001FF" w:csb1="00000000"/>
+    <w:sig w:usb0="E4002EFF" w:usb1="C200247B" w:usb2="00000009" w:usb3="00000000" w:csb0="000001FF" w:csb1="00000000"/>
   </w:font>
   <w:font w:name="Aptos">
     <w:charset w:val="00"/>
@@ -8158,7 +7999,7 @@
 </file>
 
 <file path=word/glossary/settings.xml><?xml version="1.0" encoding="utf-8"?>
-<w:settings xmlns:mc="http://schemas.openxmlformats.org/markup-compatibility/2006" xmlns:o="urn:schemas-microsoft-com:office:office" xmlns:r="http://schemas.openxmlformats.org/officeDocument/2006/relationships" xmlns:m="http://schemas.openxmlformats.org/officeDocument/2006/math" xmlns:v="urn:schemas-microsoft-com:vml" xmlns:w10="urn:schemas-microsoft-com:office:word" xmlns:w="http://schemas.openxmlformats.org/wordprocessingml/2006/main" xmlns:w14="http://schemas.microsoft.com/office/word/2010/wordml" xmlns:w15="http://schemas.microsoft.com/office/word/2012/wordml" xmlns:w16cex="http://schemas.microsoft.com/office/word/2018/wordml/cex" xmlns:w16cid="http://schemas.microsoft.com/office/word/2016/wordml/cid" xmlns:w16="http://schemas.microsoft.com/office/word/2018/wordml" xmlns:w16du="http://schemas.microsoft.com/office/word/2023/wordml/word16du" xmlns:w16sdtdh="http://schemas.microsoft.com/office/word/2020/wordml/sdtdatahash" xmlns:w16se="http://schemas.microsoft.com/office/word/2015/wordml/symex" xmlns:sl="http://schemas.openxmlformats.org/schemaLibrary/2006/main" mc:Ignorable="w14 w15 w16se w16cid w16 w16cex w16sdtdh w16du">
+<w:settings xmlns:mc="http://schemas.openxmlformats.org/markup-compatibility/2006" xmlns:o="urn:schemas-microsoft-com:office:office" xmlns:r="http://schemas.openxmlformats.org/officeDocument/2006/relationships" xmlns:m="http://schemas.openxmlformats.org/officeDocument/2006/math" xmlns:v="urn:schemas-microsoft-com:vml" xmlns:w10="urn:schemas-microsoft-com:office:word" xmlns:w="http://schemas.openxmlformats.org/wordprocessingml/2006/main" xmlns:w14="http://schemas.microsoft.com/office/word/2010/wordml" xmlns:w15="http://schemas.microsoft.com/office/word/2012/wordml" xmlns:w16cex="http://schemas.microsoft.com/office/word/2018/wordml/cex" xmlns:w16cid="http://schemas.microsoft.com/office/word/2016/wordml/cid" xmlns:w16="http://schemas.microsoft.com/office/word/2018/wordml" xmlns:w16du="http://schemas.microsoft.com/office/word/2023/wordml/word16du" xmlns:w16sdtdh="http://schemas.microsoft.com/office/word/2020/wordml/sdtdatahash" xmlns:w16sdtfl="http://schemas.microsoft.com/office/word/2024/wordml/sdtformatlock" xmlns:w16se="http://schemas.microsoft.com/office/word/2015/wordml/symex" xmlns:sl="http://schemas.openxmlformats.org/schemaLibrary/2006/main" mc:Ignorable="w14 w15 w16se w16cid w16 w16cex w16sdtdh w16sdtfl w16du">
   <w:view w:val="normal"/>
   <w:defaultTabStop w:val="720"/>
   <w:characterSpacingControl w:val="doNotCompress"/>
@@ -8176,6 +8017,7 @@
     <w:rsid w:val="007812B1"/>
     <w:rsid w:val="00B07C83"/>
     <w:rsid w:val="00F23D8A"/>
+    <w:rsid w:val="00FD2294"/>
   </w:rsids>
   <m:mathPr>
     <m:mathFont m:val="Cambria Math"/>
@@ -8199,7 +8041,7 @@
 </file>
 
 <file path=word/glossary/styles.xml><?xml version="1.0" encoding="utf-8"?>
-<w:styles xmlns:mc="http://schemas.openxmlformats.org/markup-compatibility/2006" xmlns:r="http://schemas.openxmlformats.org/officeDocument/2006/relationships" xmlns:w="http://schemas.openxmlformats.org/wordprocessingml/2006/main" xmlns:w14="http://schemas.microsoft.com/office/word/2010/wordml" xmlns:w15="http://schemas.microsoft.com/office/word/2012/wordml" xmlns:w16cex="http://schemas.microsoft.com/office/word/2018/wordml/cex" xmlns:w16cid="http://schemas.microsoft.com/office/word/2016/wordml/cid" xmlns:w16="http://schemas.microsoft.com/office/word/2018/wordml" xmlns:w16du="http://schemas.microsoft.com/office/word/2023/wordml/word16du" xmlns:w16sdtdh="http://schemas.microsoft.com/office/word/2020/wordml/sdtdatahash" xmlns:w16se="http://schemas.microsoft.com/office/word/2015/wordml/symex" mc:Ignorable="w14 w15 w16se w16cid w16 w16cex w16sdtdh w16du">
+<w:styles xmlns:mc="http://schemas.openxmlformats.org/markup-compatibility/2006" xmlns:r="http://schemas.openxmlformats.org/officeDocument/2006/relationships" xmlns:w="http://schemas.openxmlformats.org/wordprocessingml/2006/main" xmlns:w14="http://schemas.microsoft.com/office/word/2010/wordml" xmlns:w15="http://schemas.microsoft.com/office/word/2012/wordml" xmlns:w16cex="http://schemas.microsoft.com/office/word/2018/wordml/cex" xmlns:w16cid="http://schemas.microsoft.com/office/word/2016/wordml/cid" xmlns:w16="http://schemas.microsoft.com/office/word/2018/wordml" xmlns:w16du="http://schemas.microsoft.com/office/word/2023/wordml/word16du" xmlns:w16sdtdh="http://schemas.microsoft.com/office/word/2020/wordml/sdtdatahash" xmlns:w16sdtfl="http://schemas.microsoft.com/office/word/2024/wordml/sdtformatlock" xmlns:w16se="http://schemas.microsoft.com/office/word/2015/wordml/symex" mc:Ignorable="w14 w15 w16se w16cid w16 w16cex w16sdtdh w16sdtfl w16du">
   <w:docDefaults>
     <w:rPrDefault>
       <w:rPr>
@@ -8643,7 +8485,7 @@
 </file>
 
 <file path=word/glossary/webSettings.xml><?xml version="1.0" encoding="utf-8"?>
-<w:webSettings xmlns:mc="http://schemas.openxmlformats.org/markup-compatibility/2006" xmlns:r="http://schemas.openxmlformats.org/officeDocument/2006/relationships" xmlns:w="http://schemas.openxmlformats.org/wordprocessingml/2006/main" xmlns:w14="http://schemas.microsoft.com/office/word/2010/wordml" xmlns:w15="http://schemas.microsoft.com/office/word/2012/wordml" xmlns:w16cex="http://schemas.microsoft.com/office/word/2018/wordml/cex" xmlns:w16cid="http://schemas.microsoft.com/office/word/2016/wordml/cid" xmlns:w16="http://schemas.microsoft.com/office/word/2018/wordml" xmlns:w16du="http://schemas.microsoft.com/office/word/2023/wordml/word16du" xmlns:w16sdtdh="http://schemas.microsoft.com/office/word/2020/wordml/sdtdatahash" xmlns:w16se="http://schemas.microsoft.com/office/word/2015/wordml/symex" mc:Ignorable="w14 w15 w16se w16cid w16 w16cex w16sdtdh w16du">
+<w:webSettings xmlns:mc="http://schemas.openxmlformats.org/markup-compatibility/2006" xmlns:r="http://schemas.openxmlformats.org/officeDocument/2006/relationships" xmlns:w="http://schemas.openxmlformats.org/wordprocessingml/2006/main" xmlns:w14="http://schemas.microsoft.com/office/word/2010/wordml" xmlns:w15="http://schemas.microsoft.com/office/word/2012/wordml" xmlns:w16cex="http://schemas.microsoft.com/office/word/2018/wordml/cex" xmlns:w16cid="http://schemas.microsoft.com/office/word/2016/wordml/cid" xmlns:w16="http://schemas.microsoft.com/office/word/2018/wordml" xmlns:w16du="http://schemas.microsoft.com/office/word/2023/wordml/word16du" xmlns:w16sdtdh="http://schemas.microsoft.com/office/word/2020/wordml/sdtdatahash" xmlns:w16sdtfl="http://schemas.microsoft.com/office/word/2024/wordml/sdtformatlock" xmlns:w16se="http://schemas.microsoft.com/office/word/2015/wordml/symex" mc:Ignorable="w14 w15 w16se w16cid w16 w16cex w16sdtdh w16sdtfl w16du">
   <w:optimizeForBrowser/>
   <w:allowPNG/>
 </w:webSettings>
